--- a/Entrega 1/Fase 1/Evidencias Grupales/Documentos del proyecto/Sprints/Sprint 03/Semana 3 - Minuta de reunion Portafolio-semanal.docx
+++ b/Entrega 1/Fase 1/Evidencias Grupales/Documentos del proyecto/Sprints/Sprint 03/Semana 3 - Minuta de reunion Portafolio-semanal.docx
@@ -243,7 +243,7 @@
                 <w:rFonts w:ascii="Tahoma" w:cs="Tahoma" w:eastAsia="Tahoma" w:hAnsi="Tahoma"/>
                 <w:rtl w:val="0"/>
               </w:rPr>
-              <w:t xml:space="preserve">APT - 02</w:t>
+              <w:t xml:space="preserve">APT - 03</w:t>
             </w:r>
           </w:p>
         </w:tc>
@@ -280,7 +280,6 @@
             <w:pPr>
               <w:keepNext w:val="0"/>
               <w:keepLines w:val="0"/>
-              <w:pageBreakBefore w:val="0"/>
               <w:widowControl w:val="0"/>
               <w:pBdr>
                 <w:top w:space="0" w:sz="0" w:val="nil"/>
@@ -370,7 +369,6 @@
             <w:pPr>
               <w:keepNext w:val="0"/>
               <w:keepLines w:val="0"/>
-              <w:pageBreakBefore w:val="0"/>
               <w:widowControl w:val="0"/>
               <w:pBdr>
                 <w:top w:space="0" w:sz="0" w:val="nil"/>
@@ -531,7 +529,7 @@
                 <w:rFonts w:ascii="Tahoma" w:cs="Tahoma" w:eastAsia="Tahoma" w:hAnsi="Tahoma"/>
                 <w:rtl w:val="0"/>
               </w:rPr>
-              <w:t xml:space="preserve">25-08-2026</w:t>
+              <w:t xml:space="preserve">01-09-2026</w:t>
             </w:r>
           </w:p>
         </w:tc>
@@ -545,7 +543,6 @@
             <w:pPr>
               <w:keepNext w:val="0"/>
               <w:keepLines w:val="0"/>
-              <w:pageBreakBefore w:val="0"/>
               <w:widowControl w:val="0"/>
               <w:pBdr>
                 <w:top w:space="0" w:sz="0" w:val="nil"/>
@@ -610,7 +607,6 @@
             <w:pPr>
               <w:keepNext w:val="0"/>
               <w:keepLines w:val="0"/>
-              <w:pageBreakBefore w:val="0"/>
               <w:widowControl w:val="0"/>
               <w:pBdr>
                 <w:top w:space="0" w:sz="0" w:val="nil"/>
@@ -974,6 +970,7 @@
                 <w:ilvl w:val="5"/>
                 <w:numId w:val="1"/>
               </w:numPr>
+              <w:ind w:left="0" w:firstLine="0"/>
               <w:jc w:val="center"/>
               <w:rPr>
                 <w:rFonts w:ascii="Arial" w:cs="Arial" w:eastAsia="Arial" w:hAnsi="Arial"/>
@@ -987,6 +984,11 @@
                 <w:rtl w:val="0"/>
               </w:rPr>
               <w:t xml:space="preserve">Ámbar Hidalgo</w:t>
+            </w:r>
+            <w:r>
+              <w:rPr>
+                <w:rtl w:val="0"/>
+              </w:rPr>
             </w:r>
           </w:p>
         </w:tc>
@@ -1006,6 +1008,7 @@
                 <w:ilvl w:val="5"/>
                 <w:numId w:val="1"/>
               </w:numPr>
+              <w:ind w:left="0" w:firstLine="0"/>
               <w:jc w:val="center"/>
               <w:rPr>
                 <w:rFonts w:ascii="Tahoma" w:cs="Tahoma" w:eastAsia="Tahoma" w:hAnsi="Tahoma"/>
@@ -1019,6 +1022,11 @@
                 <w:rtl w:val="0"/>
               </w:rPr>
               <w:t xml:space="preserve">GeisCorp</w:t>
+            </w:r>
+            <w:r>
+              <w:rPr>
+                <w:rtl w:val="0"/>
+              </w:rPr>
             </w:r>
           </w:p>
         </w:tc>
@@ -1038,6 +1046,7 @@
                 <w:ilvl w:val="5"/>
                 <w:numId w:val="1"/>
               </w:numPr>
+              <w:ind w:left="0" w:firstLine="0"/>
               <w:jc w:val="center"/>
               <w:rPr>
                 <w:rFonts w:ascii="Tahoma" w:cs="Tahoma" w:eastAsia="Tahoma" w:hAnsi="Tahoma"/>
@@ -1051,6 +1060,11 @@
                 <w:rtl w:val="0"/>
               </w:rPr>
               <w:t xml:space="preserve">777777777</w:t>
+            </w:r>
+            <w:r>
+              <w:rPr>
+                <w:rtl w:val="0"/>
+              </w:rPr>
             </w:r>
           </w:p>
         </w:tc>
@@ -1111,6 +1125,7 @@
                 <w:ilvl w:val="5"/>
                 <w:numId w:val="1"/>
               </w:numPr>
+              <w:ind w:left="0" w:firstLine="0"/>
               <w:jc w:val="center"/>
               <w:rPr>
                 <w:rFonts w:ascii="Arial" w:cs="Arial" w:eastAsia="Arial" w:hAnsi="Arial"/>
@@ -1124,6 +1139,11 @@
                 <w:rtl w:val="0"/>
               </w:rPr>
               <w:t xml:space="preserve">Carol Pacheco</w:t>
+            </w:r>
+            <w:r>
+              <w:rPr>
+                <w:rtl w:val="0"/>
+              </w:rPr>
             </w:r>
           </w:p>
         </w:tc>
@@ -1173,6 +1193,7 @@
                 <w:ilvl w:val="5"/>
                 <w:numId w:val="1"/>
               </w:numPr>
+              <w:ind w:left="0" w:firstLine="0"/>
               <w:jc w:val="center"/>
               <w:rPr>
                 <w:rFonts w:ascii="Tahoma" w:cs="Tahoma" w:eastAsia="Tahoma" w:hAnsi="Tahoma"/>
@@ -1186,6 +1207,11 @@
                 <w:rtl w:val="0"/>
               </w:rPr>
               <w:t xml:space="preserve">666666666</w:t>
+            </w:r>
+            <w:r>
+              <w:rPr>
+                <w:rtl w:val="0"/>
+              </w:rPr>
             </w:r>
           </w:p>
         </w:tc>
@@ -1205,6 +1231,7 @@
                 <w:ilvl w:val="5"/>
                 <w:numId w:val="1"/>
               </w:numPr>
+              <w:ind w:left="0" w:firstLine="0"/>
               <w:jc w:val="center"/>
               <w:rPr>
                 <w:rFonts w:ascii="Tahoma" w:cs="Tahoma" w:eastAsia="Tahoma" w:hAnsi="Tahoma"/>
@@ -1221,6 +1248,11 @@
                 <w:rtl w:val="0"/>
               </w:rPr>
               <w:t xml:space="preserve">caro.pacheco@duocuc.cl</w:t>
+            </w:r>
+            <w:r>
+              <w:rPr>
+                <w:rtl w:val="0"/>
+              </w:rPr>
             </w:r>
           </w:p>
         </w:tc>
@@ -1247,6 +1279,7 @@
                 <w:ilvl w:val="5"/>
                 <w:numId w:val="1"/>
               </w:numPr>
+              <w:ind w:left="0" w:firstLine="0"/>
               <w:jc w:val="center"/>
               <w:rPr>
                 <w:rFonts w:ascii="Arial" w:cs="Arial" w:eastAsia="Arial" w:hAnsi="Arial"/>
@@ -1260,6 +1293,11 @@
                 <w:rtl w:val="0"/>
               </w:rPr>
               <w:t xml:space="preserve">Katherine Pereira</w:t>
+            </w:r>
+            <w:r>
+              <w:rPr>
+                <w:rtl w:val="0"/>
+              </w:rPr>
             </w:r>
           </w:p>
         </w:tc>
@@ -1309,6 +1347,7 @@
                 <w:ilvl w:val="5"/>
                 <w:numId w:val="1"/>
               </w:numPr>
+              <w:ind w:left="0" w:firstLine="0"/>
               <w:jc w:val="center"/>
               <w:rPr>
                 <w:rFonts w:ascii="Tahoma" w:cs="Tahoma" w:eastAsia="Tahoma" w:hAnsi="Tahoma"/>
@@ -1322,6 +1361,11 @@
                 <w:rtl w:val="0"/>
               </w:rPr>
               <w:t xml:space="preserve">888888888</w:t>
+            </w:r>
+            <w:r>
+              <w:rPr>
+                <w:rtl w:val="0"/>
+              </w:rPr>
             </w:r>
           </w:p>
         </w:tc>
@@ -1341,6 +1385,7 @@
                 <w:ilvl w:val="5"/>
                 <w:numId w:val="1"/>
               </w:numPr>
+              <w:ind w:left="0" w:firstLine="0"/>
               <w:jc w:val="center"/>
               <w:rPr>
                 <w:rFonts w:ascii="Tahoma" w:cs="Tahoma" w:eastAsia="Tahoma" w:hAnsi="Tahoma"/>
@@ -1357,6 +1402,11 @@
                 <w:rtl w:val="0"/>
               </w:rPr>
               <w:t xml:space="preserve">ka.pereira@duocuc.cl</w:t>
+            </w:r>
+            <w:r>
+              <w:rPr>
+                <w:rtl w:val="0"/>
+              </w:rPr>
             </w:r>
           </w:p>
         </w:tc>
@@ -1383,6 +1433,7 @@
                 <w:ilvl w:val="5"/>
                 <w:numId w:val="1"/>
               </w:numPr>
+              <w:ind w:left="0" w:firstLine="0"/>
               <w:jc w:val="center"/>
               <w:rPr>
                 <w:rFonts w:ascii="Arial" w:cs="Arial" w:eastAsia="Arial" w:hAnsi="Arial"/>
@@ -1396,6 +1447,11 @@
                 <w:rtl w:val="0"/>
               </w:rPr>
               <w:t xml:space="preserve">Joaquín Perez</w:t>
+            </w:r>
+            <w:r>
+              <w:rPr>
+                <w:rtl w:val="0"/>
+              </w:rPr>
             </w:r>
           </w:p>
         </w:tc>
@@ -1445,6 +1501,7 @@
                 <w:ilvl w:val="5"/>
                 <w:numId w:val="1"/>
               </w:numPr>
+              <w:ind w:left="0" w:firstLine="0"/>
               <w:jc w:val="center"/>
               <w:rPr>
                 <w:rFonts w:ascii="Tahoma" w:cs="Tahoma" w:eastAsia="Tahoma" w:hAnsi="Tahoma"/>
@@ -1458,6 +1515,11 @@
                 <w:rtl w:val="0"/>
               </w:rPr>
               <w:t xml:space="preserve">999999999</w:t>
+            </w:r>
+            <w:r>
+              <w:rPr>
+                <w:rtl w:val="0"/>
+              </w:rPr>
             </w:r>
           </w:p>
         </w:tc>
@@ -1477,6 +1539,7 @@
                 <w:ilvl w:val="5"/>
                 <w:numId w:val="1"/>
               </w:numPr>
+              <w:ind w:left="0" w:firstLine="0"/>
               <w:jc w:val="center"/>
               <w:rPr>
                 <w:rFonts w:ascii="Tahoma" w:cs="Tahoma" w:eastAsia="Tahoma" w:hAnsi="Tahoma"/>
@@ -1493,6 +1556,11 @@
                 <w:rtl w:val="0"/>
               </w:rPr>
               <w:t xml:space="preserve">jo.perezu@duocuc.cl</w:t>
+            </w:r>
+            <w:r>
+              <w:rPr>
+                <w:rtl w:val="0"/>
+              </w:rPr>
             </w:r>
           </w:p>
         </w:tc>
@@ -1756,64 +1824,6 @@
             <w:pPr>
               <w:keepNext w:val="0"/>
               <w:keepLines w:val="0"/>
-              <w:pageBreakBefore w:val="0"/>
-              <w:widowControl w:val="0"/>
-              <w:pBdr>
-                <w:top w:space="0" w:sz="0" w:val="nil"/>
-                <w:left w:space="0" w:sz="0" w:val="nil"/>
-                <w:bottom w:space="0" w:sz="0" w:val="nil"/>
-                <w:right w:space="0" w:sz="0" w:val="nil"/>
-                <w:between w:space="0" w:sz="0" w:val="nil"/>
-              </w:pBdr>
-              <w:shd w:fill="auto" w:val="clear"/>
-              <w:tabs>
-                <w:tab w:val="center" w:leader="none" w:pos="4320"/>
-                <w:tab w:val="right" w:leader="none" w:pos="8640"/>
-              </w:tabs>
-              <w:spacing w:after="120" w:before="0" w:line="240" w:lineRule="auto"/>
-              <w:ind w:left="0" w:right="0" w:firstLine="0"/>
-              <w:jc w:val="left"/>
-              <w:rPr>
-                <w:rFonts w:ascii="Tahoma" w:cs="Tahoma" w:eastAsia="Tahoma" w:hAnsi="Tahoma"/>
-                <w:b w:val="0"/>
-                <w:bCs w:val="0"/>
-                <w:i w:val="0"/>
-                <w:iCs w:val="0"/>
-                <w:smallCaps w:val="0"/>
-                <w:strike w:val="0"/>
-                <w:color w:val="000000"/>
-                <w:sz w:val="20"/>
-                <w:szCs w:val="20"/>
-                <w:u w:val="none"/>
-                <w:shd w:fill="auto" w:val="clear"/>
-                <w:vertAlign w:val="baseline"/>
-              </w:rPr>
-            </w:pPr>
-            <w:r>
-              <w:rPr>
-                <w:rFonts w:ascii="Tahoma" w:cs="Tahoma" w:eastAsia="Tahoma" w:hAnsi="Tahoma"/>
-                <w:b w:val="0"/>
-                <w:bCs w:val="0"/>
-                <w:i w:val="0"/>
-                <w:iCs w:val="0"/>
-                <w:smallCaps w:val="0"/>
-                <w:strike w:val="0"/>
-                <w:color w:val="000000"/>
-                <w:sz w:val="20"/>
-                <w:szCs w:val="20"/>
-                <w:u w:val="none"/>
-                <w:shd w:fill="auto" w:val="clear"/>
-                <w:vertAlign w:val="baseline"/>
-                <w:rtl w:val="0"/>
-              </w:rPr>
-              <w:t xml:space="preserve">Temas tratados en la reunión</w:t>
-            </w:r>
-          </w:p>
-          <w:p>
-            <w:pPr>
-              <w:keepNext w:val="0"/>
-              <w:keepLines w:val="0"/>
-              <w:pageBreakBefore w:val="0"/>
               <w:widowControl w:val="0"/>
               <w:numPr>
                 <w:ilvl w:val="0"/>
@@ -1836,53 +1846,29 @@
               <w:jc w:val="left"/>
               <w:rPr>
                 <w:rFonts w:ascii="Tahoma" w:cs="Tahoma" w:eastAsia="Tahoma" w:hAnsi="Tahoma"/>
-                <w:b w:val="0"/>
-                <w:bCs w:val="0"/>
-                <w:i w:val="0"/>
-                <w:iCs w:val="0"/>
-                <w:smallCaps w:val="0"/>
-                <w:strike w:val="0"/>
-                <w:color w:val="000000"/>
-                <w:sz w:val="20"/>
-                <w:szCs w:val="20"/>
                 <w:u w:val="none"/>
-                <w:shd w:fill="auto" w:val="clear"/>
-                <w:vertAlign w:val="baseline"/>
-              </w:rPr>
-            </w:pPr>
-            <w:r>
-              <w:rPr>
-                <w:rFonts w:ascii="Tahoma" w:cs="Tahoma" w:eastAsia="Tahoma" w:hAnsi="Tahoma"/>
-                <w:rtl w:val="0"/>
-              </w:rPr>
-              <w:t xml:space="preserve">Definición de roles del equipo</w:t>
-            </w:r>
-          </w:p>
-          <w:p>
-            <w:pPr>
-              <w:keepNext w:val="0"/>
-              <w:keepLines w:val="0"/>
-              <w:pageBreakBefore w:val="0"/>
-              <w:widowControl w:val="0"/>
+              </w:rPr>
+            </w:pPr>
+            <w:r>
+              <w:rPr>
+                <w:rFonts w:ascii="Tahoma" w:cs="Tahoma" w:eastAsia="Tahoma" w:hAnsi="Tahoma"/>
+                <w:rtl w:val="0"/>
+              </w:rPr>
+              <w:t xml:space="preserve">Revisión final de documentos de la Fase 1.</w:t>
+            </w:r>
+          </w:p>
+          <w:p>
+            <w:pPr>
               <w:numPr>
                 <w:ilvl w:val="0"/>
                 <w:numId w:val="2"/>
               </w:numPr>
-              <w:pBdr>
-                <w:top w:space="0" w:sz="0" w:val="nil"/>
-                <w:left w:space="0" w:sz="0" w:val="nil"/>
-                <w:bottom w:space="0" w:sz="0" w:val="nil"/>
-                <w:right w:space="0" w:sz="0" w:val="nil"/>
-                <w:between w:space="0" w:sz="0" w:val="nil"/>
-              </w:pBdr>
-              <w:shd w:fill="auto" w:val="clear"/>
               <w:tabs>
                 <w:tab w:val="center" w:leader="none" w:pos="4320"/>
                 <w:tab w:val="right" w:leader="none" w:pos="8640"/>
               </w:tabs>
-              <w:spacing w:after="0" w:afterAutospacing="0" w:before="0" w:line="240" w:lineRule="auto"/>
-              <w:ind w:left="720" w:right="0" w:hanging="360"/>
-              <w:jc w:val="left"/>
+              <w:spacing w:after="0" w:afterAutospacing="0" w:lineRule="auto"/>
+              <w:ind w:left="720" w:hanging="360"/>
               <w:rPr>
                 <w:rFonts w:ascii="Tahoma" w:cs="Tahoma" w:eastAsia="Tahoma" w:hAnsi="Tahoma"/>
                 <w:u w:val="none"/>
@@ -1893,34 +1879,21 @@
                 <w:rFonts w:ascii="Tahoma" w:cs="Tahoma" w:eastAsia="Tahoma" w:hAnsi="Tahoma"/>
                 <w:rtl w:val="0"/>
               </w:rPr>
-              <w:t xml:space="preserve">Planificación y división de tareas</w:t>
-            </w:r>
-          </w:p>
-          <w:p>
-            <w:pPr>
-              <w:keepNext w:val="0"/>
-              <w:keepLines w:val="0"/>
-              <w:pageBreakBefore w:val="0"/>
-              <w:widowControl w:val="0"/>
+              <w:t xml:space="preserve">Correcciones pendientes en documentos grupales.</w:t>
+            </w:r>
+          </w:p>
+          <w:p>
+            <w:pPr>
               <w:numPr>
                 <w:ilvl w:val="0"/>
                 <w:numId w:val="2"/>
               </w:numPr>
-              <w:pBdr>
-                <w:top w:space="0" w:sz="0" w:val="nil"/>
-                <w:left w:space="0" w:sz="0" w:val="nil"/>
-                <w:bottom w:space="0" w:sz="0" w:val="nil"/>
-                <w:right w:space="0" w:sz="0" w:val="nil"/>
-                <w:between w:space="0" w:sz="0" w:val="nil"/>
-              </w:pBdr>
-              <w:shd w:fill="auto" w:val="clear"/>
               <w:tabs>
                 <w:tab w:val="center" w:leader="none" w:pos="4320"/>
                 <w:tab w:val="right" w:leader="none" w:pos="8640"/>
               </w:tabs>
-              <w:spacing w:after="0" w:afterAutospacing="0" w:before="0" w:line="240" w:lineRule="auto"/>
-              <w:ind w:left="720" w:right="0" w:hanging="360"/>
-              <w:jc w:val="left"/>
+              <w:spacing w:after="0" w:afterAutospacing="0" w:lineRule="auto"/>
+              <w:ind w:left="720" w:hanging="360"/>
               <w:rPr>
                 <w:rFonts w:ascii="Tahoma" w:cs="Tahoma" w:eastAsia="Tahoma" w:hAnsi="Tahoma"/>
                 <w:u w:val="none"/>
@@ -1931,19 +1904,89 @@
                 <w:rFonts w:ascii="Tahoma" w:cs="Tahoma" w:eastAsia="Tahoma" w:hAnsi="Tahoma"/>
                 <w:rtl w:val="0"/>
               </w:rPr>
-              <w:t xml:space="preserve">Herramientas de gestión de proyectos</w:t>
-            </w:r>
-          </w:p>
-          <w:p>
-            <w:pPr>
-              <w:keepNext w:val="0"/>
-              <w:keepLines w:val="0"/>
-              <w:pageBreakBefore w:val="0"/>
-              <w:widowControl w:val="0"/>
+              <w:t xml:space="preserve">Revisión de requerimientos, casos de uso y EDT.</w:t>
+            </w:r>
+          </w:p>
+          <w:p>
+            <w:pPr>
               <w:numPr>
                 <w:ilvl w:val="0"/>
                 <w:numId w:val="2"/>
               </w:numPr>
+              <w:tabs>
+                <w:tab w:val="center" w:leader="none" w:pos="4320"/>
+                <w:tab w:val="right" w:leader="none" w:pos="8640"/>
+              </w:tabs>
+              <w:spacing w:after="0" w:afterAutospacing="0" w:lineRule="auto"/>
+              <w:ind w:left="720" w:hanging="360"/>
+              <w:rPr>
+                <w:rFonts w:ascii="Tahoma" w:cs="Tahoma" w:eastAsia="Tahoma" w:hAnsi="Tahoma"/>
+                <w:u w:val="none"/>
+              </w:rPr>
+            </w:pPr>
+            <w:r>
+              <w:rPr>
+                <w:rFonts w:ascii="Tahoma" w:cs="Tahoma" w:eastAsia="Tahoma" w:hAnsi="Tahoma"/>
+                <w:rtl w:val="0"/>
+              </w:rPr>
+              <w:t xml:space="preserve">Ajustes del documento 1.5 del Proyecto APT.</w:t>
+            </w:r>
+          </w:p>
+          <w:p>
+            <w:pPr>
+              <w:numPr>
+                <w:ilvl w:val="0"/>
+                <w:numId w:val="2"/>
+              </w:numPr>
+              <w:tabs>
+                <w:tab w:val="center" w:leader="none" w:pos="4320"/>
+                <w:tab w:val="right" w:leader="none" w:pos="8640"/>
+              </w:tabs>
+              <w:spacing w:after="0" w:afterAutospacing="0" w:lineRule="auto"/>
+              <w:ind w:left="720" w:hanging="360"/>
+              <w:rPr>
+                <w:rFonts w:ascii="Tahoma" w:cs="Tahoma" w:eastAsia="Tahoma" w:hAnsi="Tahoma"/>
+                <w:u w:val="none"/>
+              </w:rPr>
+            </w:pPr>
+            <w:r>
+              <w:rPr>
+                <w:rFonts w:ascii="Tahoma" w:cs="Tahoma" w:eastAsia="Tahoma" w:hAnsi="Tahoma"/>
+                <w:rtl w:val="0"/>
+              </w:rPr>
+              <w:t xml:space="preserve">Preparación de la presentación.</w:t>
+            </w:r>
+          </w:p>
+          <w:p>
+            <w:pPr>
+              <w:numPr>
+                <w:ilvl w:val="0"/>
+                <w:numId w:val="2"/>
+              </w:numPr>
+              <w:tabs>
+                <w:tab w:val="center" w:leader="none" w:pos="4320"/>
+                <w:tab w:val="right" w:leader="none" w:pos="8640"/>
+              </w:tabs>
+              <w:spacing w:after="120" w:lineRule="auto"/>
+              <w:ind w:left="720" w:hanging="360"/>
+              <w:rPr>
+                <w:rFonts w:ascii="Tahoma" w:cs="Tahoma" w:eastAsia="Tahoma" w:hAnsi="Tahoma"/>
+                <w:u w:val="none"/>
+              </w:rPr>
+            </w:pPr>
+            <w:r>
+              <w:rPr>
+                <w:rFonts w:ascii="Tahoma" w:cs="Tahoma" w:eastAsia="Tahoma" w:hAnsi="Tahoma"/>
+                <w:rtl w:val="0"/>
+              </w:rPr>
+              <w:t xml:space="preserve">Organización de tareas para el siguiente sprint.</w:t>
+            </w:r>
+          </w:p>
+          <w:p>
+            <w:pPr>
+              <w:keepNext w:val="0"/>
+              <w:keepLines w:val="0"/>
+              <w:widowControl w:val="0"/>
               <w:pBdr>
                 <w:top w:space="0" w:sz="0" w:val="nil"/>
                 <w:left w:space="0" w:sz="0" w:val="nil"/>
@@ -1957,19 +2000,16 @@
                 <w:tab w:val="right" w:leader="none" w:pos="8640"/>
               </w:tabs>
               <w:spacing w:after="120" w:before="0" w:line="240" w:lineRule="auto"/>
-              <w:ind w:left="720" w:right="0" w:hanging="360"/>
+              <w:ind w:left="0" w:right="0" w:firstLine="0"/>
               <w:jc w:val="left"/>
               <w:rPr>
                 <w:rFonts w:ascii="Tahoma" w:cs="Tahoma" w:eastAsia="Tahoma" w:hAnsi="Tahoma"/>
-                <w:u w:val="none"/>
-              </w:rPr>
-            </w:pPr>
-            <w:r>
-              <w:rPr>
-                <w:rFonts w:ascii="Tahoma" w:cs="Tahoma" w:eastAsia="Tahoma" w:hAnsi="Tahoma"/>
-                <w:rtl w:val="0"/>
-              </w:rPr>
-              <w:t xml:space="preserve">Distribución de documentación</w:t>
+              </w:rPr>
+            </w:pPr>
+            <w:r>
+              <w:rPr>
+                <w:rtl w:val="0"/>
+              </w:rPr>
             </w:r>
           </w:p>
         </w:tc>
@@ -2099,70 +2139,26 @@
             </w:pPr>
             <w:r>
               <w:rPr>
-                <w:rtl w:val="0"/>
-              </w:rPr>
-            </w:r>
-          </w:p>
-          <w:p>
-            <w:pPr>
-              <w:keepNext w:val="0"/>
-              <w:keepLines w:val="0"/>
-              <w:pageBreakBefore w:val="0"/>
-              <w:widowControl w:val="0"/>
-              <w:pBdr>
-                <w:top w:space="0" w:sz="0" w:val="nil"/>
-                <w:left w:space="0" w:sz="0" w:val="nil"/>
-                <w:bottom w:space="0" w:sz="0" w:val="nil"/>
-                <w:right w:space="0" w:sz="0" w:val="nil"/>
-                <w:between w:space="0" w:sz="0" w:val="nil"/>
-              </w:pBdr>
-              <w:shd w:fill="auto" w:val="clear"/>
-              <w:spacing w:after="120" w:before="0" w:line="240" w:lineRule="auto"/>
-              <w:ind w:left="0" w:right="0" w:firstLine="0"/>
+                <w:rFonts w:ascii="Tahoma" w:cs="Tahoma" w:eastAsia="Tahoma" w:hAnsi="Tahoma"/>
+                <w:rtl w:val="0"/>
+              </w:rPr>
+              <w:t xml:space="preserve">Durante la reunión se revisó el estado general de la documentación de la Fase 1 y se comentaron las correcciones que todavía estaban pendientes. Se revisaron especialmente los requerimientos, casos de uso, EDT y el documento 1.5 para asegurar que la información fuera coherente entre todos los archivos.</w:t>
+            </w:r>
+          </w:p>
+          <w:p>
+            <w:pPr>
+              <w:spacing w:after="240" w:before="240" w:lineRule="auto"/>
               <w:jc w:val="both"/>
               <w:rPr>
                 <w:rFonts w:ascii="Tahoma" w:cs="Tahoma" w:eastAsia="Tahoma" w:hAnsi="Tahoma"/>
-                <w:b w:val="0"/>
-                <w:bCs w:val="0"/>
-                <w:i w:val="0"/>
-                <w:iCs w:val="0"/>
-                <w:smallCaps w:val="0"/>
-                <w:strike w:val="0"/>
-                <w:color w:val="000000"/>
-                <w:sz w:val="20"/>
-                <w:szCs w:val="20"/>
-                <w:u w:val="none"/>
-                <w:shd w:fill="auto" w:val="clear"/>
-                <w:vertAlign w:val="baseline"/>
-              </w:rPr>
-            </w:pPr>
-            <w:r>
-              <w:rPr>
-                <w:rFonts w:ascii="Tahoma" w:cs="Tahoma" w:eastAsia="Tahoma" w:hAnsi="Tahoma"/>
-                <w:b w:val="0"/>
-                <w:bCs w:val="0"/>
-                <w:i w:val="0"/>
-                <w:iCs w:val="0"/>
-                <w:smallCaps w:val="0"/>
-                <w:strike w:val="0"/>
-                <w:color w:val="000000"/>
-                <w:sz w:val="20"/>
-                <w:szCs w:val="20"/>
-                <w:u w:val="none"/>
-                <w:shd w:fill="auto" w:val="clear"/>
-                <w:vertAlign w:val="baseline"/>
-                <w:rtl w:val="0"/>
-              </w:rPr>
-              <w:t xml:space="preserve">Detalle de la reunión</w:t>
-              <w:br w:type="textWrapping"/>
-              <w:t xml:space="preserve">Durante la reuni</w:t>
-            </w:r>
-            <w:r>
-              <w:rPr>
-                <w:rFonts w:ascii="Tahoma" w:cs="Tahoma" w:eastAsia="Tahoma" w:hAnsi="Tahoma"/>
-                <w:rtl w:val="0"/>
-              </w:rPr>
-              <w:t xml:space="preserve">ón semanal de proyecto, se establecieron los roles individuales, se distribuyeron tareas del sprint y se creó el tablero de Trello para la gestión ágil del trabajo. Además, se asignó la redacción de la documentación inicial entre los integrantes del equipo. </w:t>
+              </w:rPr>
+            </w:pPr>
+            <w:r>
+              <w:rPr>
+                <w:rFonts w:ascii="Tahoma" w:cs="Tahoma" w:eastAsia="Tahoma" w:hAnsi="Tahoma"/>
+                <w:rtl w:val="0"/>
+              </w:rPr>
+              <w:t xml:space="preserve">También se avanzó en la preparación de la presentación del proyecto y se organizaron las tareas que deben quedar listas antes de cerrar la primera fase.</w:t>
             </w:r>
             <w:r>
               <w:rPr>
@@ -2215,7 +2211,7 @@
       <w:tr>
         <w:trPr>
           <w:cantSplit w:val="0"/>
-          <w:trHeight w:val="255" w:hRule="atLeast"/>
+          <w:trHeight w:val="34.6875" w:hRule="atLeast"/>
           <w:tblHeader w:val="1"/>
         </w:trPr>
         <w:tc>
@@ -2401,7 +2397,6 @@
             <w:pPr>
               <w:keepNext w:val="0"/>
               <w:keepLines w:val="0"/>
-              <w:pageBreakBefore w:val="0"/>
               <w:widowControl w:val="0"/>
               <w:numPr>
                 <w:ilvl w:val="5"/>
@@ -2443,7 +2438,8 @@
                 <w:rFonts w:ascii="Tahoma" w:cs="Tahoma" w:eastAsia="Tahoma" w:hAnsi="Tahoma"/>
                 <w:rtl w:val="0"/>
               </w:rPr>
-              <w:t xml:space="preserve">Planificación del proyecto </w:t>
+              <w:t xml:space="preserve">Documentación</w:t>
+              <w:tab/>
             </w:r>
             <w:r>
               <w:rPr>
@@ -2479,7 +2475,7 @@
                 <w:rFonts w:ascii="Tahoma" w:cs="Tahoma" w:eastAsia="Tahoma" w:hAnsi="Tahoma"/>
                 <w:rtl w:val="0"/>
               </w:rPr>
-              <w:t xml:space="preserve">Usar Trello de forma oficial para organizar el flujo de trabajo.</w:t>
+              <w:t xml:space="preserve">Terminar correcciones pendientes </w:t>
             </w:r>
           </w:p>
         </w:tc>
@@ -2509,7 +2505,6 @@
             <w:pPr>
               <w:keepNext w:val="0"/>
               <w:keepLines w:val="0"/>
-              <w:pageBreakBefore w:val="0"/>
               <w:widowControl w:val="0"/>
               <w:numPr>
                 <w:ilvl w:val="5"/>
@@ -2551,7 +2546,7 @@
                 <w:rFonts w:ascii="Tahoma" w:cs="Tahoma" w:eastAsia="Tahoma" w:hAnsi="Tahoma"/>
                 <w:rtl w:val="0"/>
               </w:rPr>
-              <w:t xml:space="preserve">Reparto de documentación</w:t>
+              <w:t xml:space="preserve">Requerimientos y casos de uso</w:t>
               <w:tab/>
             </w:r>
             <w:r>
@@ -2588,7 +2583,7 @@
                 <w:rFonts w:ascii="Tahoma" w:cs="Tahoma" w:eastAsia="Tahoma" w:hAnsi="Tahoma"/>
                 <w:rtl w:val="0"/>
               </w:rPr>
-              <w:t xml:space="preserve">Se asignaron secciones y documentos entre cada miembro del equipo</w:t>
+              <w:t xml:space="preserve">Mantener ambos documentos como referencia para mantener coherencia con el resto de documentación</w:t>
             </w:r>
           </w:p>
         </w:tc>
@@ -2596,7 +2591,7 @@
       <w:tr>
         <w:trPr>
           <w:cantSplit w:val="0"/>
-          <w:trHeight w:val="255" w:hRule="atLeast"/>
+          <w:trHeight w:val="630" w:hRule="atLeast"/>
           <w:tblHeader w:val="0"/>
         </w:trPr>
         <w:tc>
@@ -2618,7 +2613,6 @@
             <w:pPr>
               <w:keepNext w:val="0"/>
               <w:keepLines w:val="0"/>
-              <w:pageBreakBefore w:val="0"/>
               <w:widowControl w:val="0"/>
               <w:numPr>
                 <w:ilvl w:val="5"/>
@@ -2657,6 +2651,14 @@
             </w:pPr>
             <w:r>
               <w:rPr>
+                <w:rFonts w:ascii="Tahoma" w:cs="Tahoma" w:eastAsia="Tahoma" w:hAnsi="Tahoma"/>
+                <w:rtl w:val="0"/>
+              </w:rPr>
+              <w:t xml:space="preserve">Documento 1.5</w:t>
+              <w:tab/>
+            </w:r>
+            <w:r>
+              <w:rPr>
                 <w:rtl w:val="0"/>
               </w:rPr>
             </w:r>
@@ -2686,8 +2688,195 @@
             </w:pPr>
             <w:r>
               <w:rPr>
-                <w:rtl w:val="0"/>
-              </w:rPr>
+                <w:rFonts w:ascii="Tahoma" w:cs="Tahoma" w:eastAsia="Tahoma" w:hAnsi="Tahoma"/>
+                <w:rtl w:val="0"/>
+              </w:rPr>
+              <w:t xml:space="preserve"> Completar secciones pendientes</w:t>
+            </w:r>
+          </w:p>
+          <w:p>
+            <w:pPr>
+              <w:spacing w:after="120" w:lineRule="auto"/>
+              <w:rPr>
+                <w:rFonts w:ascii="Tahoma" w:cs="Tahoma" w:eastAsia="Tahoma" w:hAnsi="Tahoma"/>
+              </w:rPr>
+            </w:pPr>
+            <w:r>
+              <w:rPr>
+                <w:rtl w:val="0"/>
+              </w:rPr>
+            </w:r>
+          </w:p>
+        </w:tc>
+      </w:tr>
+      <w:tr>
+        <w:trPr>
+          <w:cantSplit w:val="0"/>
+          <w:trHeight w:val="255" w:hRule="atLeast"/>
+          <w:tblHeader w:val="0"/>
+        </w:trPr>
+        <w:tc>
+          <w:tcPr>
+            <w:tcBorders>
+              <w:top w:color="000000" w:space="0" w:sz="4" w:val="single"/>
+              <w:left w:color="000000" w:space="0" w:sz="4" w:val="single"/>
+              <w:bottom w:color="000000" w:space="0" w:sz="4" w:val="single"/>
+              <w:right w:color="000000" w:space="0" w:sz="6" w:val="single"/>
+            </w:tcBorders>
+            <w:tcMar>
+              <w:top w:w="15.0" w:type="dxa"/>
+              <w:left w:w="15.0" w:type="dxa"/>
+              <w:bottom w:w="0.0" w:type="dxa"/>
+              <w:right w:w="15.0" w:type="dxa"/>
+            </w:tcMar>
+          </w:tcPr>
+          <w:p>
+            <w:pPr>
+              <w:keepNext w:val="0"/>
+              <w:keepLines w:val="0"/>
+              <w:widowControl w:val="0"/>
+              <w:pBdr>
+                <w:top w:space="0" w:sz="0" w:val="nil"/>
+                <w:left w:space="0" w:sz="0" w:val="nil"/>
+                <w:bottom w:space="0" w:sz="0" w:val="nil"/>
+                <w:right w:space="0" w:sz="0" w:val="nil"/>
+                <w:between w:space="0" w:sz="0" w:val="nil"/>
+              </w:pBdr>
+              <w:shd w:fill="auto" w:val="clear"/>
+              <w:tabs>
+                <w:tab w:val="center" w:leader="none" w:pos="4320"/>
+                <w:tab w:val="right" w:leader="none" w:pos="8640"/>
+              </w:tabs>
+              <w:spacing w:after="0" w:before="0" w:line="240" w:lineRule="auto"/>
+              <w:ind w:left="0" w:right="0" w:firstLine="0"/>
+              <w:jc w:val="left"/>
+              <w:rPr>
+                <w:rFonts w:ascii="Tahoma" w:cs="Tahoma" w:eastAsia="Tahoma" w:hAnsi="Tahoma"/>
+              </w:rPr>
+            </w:pPr>
+            <w:r>
+              <w:rPr>
+                <w:rFonts w:ascii="Tahoma" w:cs="Tahoma" w:eastAsia="Tahoma" w:hAnsi="Tahoma"/>
+                <w:rtl w:val="0"/>
+              </w:rPr>
+              <w:t xml:space="preserve">Presentación</w:t>
+            </w:r>
+          </w:p>
+        </w:tc>
+        <w:tc>
+          <w:tcPr>
+            <w:tcBorders>
+              <w:top w:color="000000" w:space="0" w:sz="4" w:val="single"/>
+              <w:left w:color="000000" w:space="0" w:sz="6" w:val="single"/>
+              <w:bottom w:color="000000" w:space="0" w:sz="4" w:val="single"/>
+              <w:right w:color="000000" w:space="0" w:sz="4" w:val="single"/>
+            </w:tcBorders>
+            <w:tcMar>
+              <w:top w:w="15.0" w:type="dxa"/>
+              <w:left w:w="15.0" w:type="dxa"/>
+              <w:bottom w:w="0.0" w:type="dxa"/>
+              <w:right w:w="15.0" w:type="dxa"/>
+            </w:tcMar>
+          </w:tcPr>
+          <w:p>
+            <w:pPr>
+              <w:spacing w:after="120" w:lineRule="auto"/>
+              <w:rPr>
+                <w:rFonts w:ascii="Tahoma" w:cs="Tahoma" w:eastAsia="Tahoma" w:hAnsi="Tahoma"/>
+              </w:rPr>
+            </w:pPr>
+            <w:r>
+              <w:rPr>
+                <w:rFonts w:ascii="Tahoma" w:cs="Tahoma" w:eastAsia="Tahoma" w:hAnsi="Tahoma"/>
+                <w:rtl w:val="0"/>
+              </w:rPr>
+              <w:t xml:space="preserve">Terminar presentación y distribuir contenido entre el equipo</w:t>
+            </w:r>
+          </w:p>
+        </w:tc>
+      </w:tr>
+      <w:tr>
+        <w:trPr>
+          <w:cantSplit w:val="0"/>
+          <w:trHeight w:val="255" w:hRule="atLeast"/>
+          <w:tblHeader w:val="0"/>
+        </w:trPr>
+        <w:tc>
+          <w:tcPr>
+            <w:tcBorders>
+              <w:top w:color="000000" w:space="0" w:sz="4" w:val="single"/>
+              <w:left w:color="000000" w:space="0" w:sz="4" w:val="single"/>
+              <w:bottom w:color="000000" w:space="0" w:sz="4" w:val="single"/>
+              <w:right w:color="000000" w:space="0" w:sz="6" w:val="single"/>
+            </w:tcBorders>
+            <w:tcMar>
+              <w:top w:w="15.0" w:type="dxa"/>
+              <w:left w:w="15.0" w:type="dxa"/>
+              <w:bottom w:w="0.0" w:type="dxa"/>
+              <w:right w:w="15.0" w:type="dxa"/>
+            </w:tcMar>
+          </w:tcPr>
+          <w:p>
+            <w:pPr>
+              <w:keepNext w:val="0"/>
+              <w:keepLines w:val="0"/>
+              <w:widowControl w:val="0"/>
+              <w:pBdr>
+                <w:top w:space="0" w:sz="0" w:val="nil"/>
+                <w:left w:space="0" w:sz="0" w:val="nil"/>
+                <w:bottom w:space="0" w:sz="0" w:val="nil"/>
+                <w:right w:space="0" w:sz="0" w:val="nil"/>
+                <w:between w:space="0" w:sz="0" w:val="nil"/>
+              </w:pBdr>
+              <w:shd w:fill="auto" w:val="clear"/>
+              <w:tabs>
+                <w:tab w:val="center" w:leader="none" w:pos="4320"/>
+                <w:tab w:val="right" w:leader="none" w:pos="8640"/>
+              </w:tabs>
+              <w:spacing w:after="0" w:before="0" w:line="240" w:lineRule="auto"/>
+              <w:ind w:left="0" w:right="0" w:firstLine="0"/>
+              <w:jc w:val="left"/>
+              <w:rPr>
+                <w:rFonts w:ascii="Tahoma" w:cs="Tahoma" w:eastAsia="Tahoma" w:hAnsi="Tahoma"/>
+              </w:rPr>
+            </w:pPr>
+            <w:r>
+              <w:rPr>
+                <w:rFonts w:ascii="Tahoma" w:cs="Tahoma" w:eastAsia="Tahoma" w:hAnsi="Tahoma"/>
+                <w:rtl w:val="0"/>
+              </w:rPr>
+              <w:t xml:space="preserve">Gestión de tareas</w:t>
+            </w:r>
+          </w:p>
+        </w:tc>
+        <w:tc>
+          <w:tcPr>
+            <w:tcBorders>
+              <w:top w:color="000000" w:space="0" w:sz="4" w:val="single"/>
+              <w:left w:color="000000" w:space="0" w:sz="6" w:val="single"/>
+              <w:bottom w:color="000000" w:space="0" w:sz="4" w:val="single"/>
+              <w:right w:color="000000" w:space="0" w:sz="4" w:val="single"/>
+            </w:tcBorders>
+            <w:tcMar>
+              <w:top w:w="15.0" w:type="dxa"/>
+              <w:left w:w="15.0" w:type="dxa"/>
+              <w:bottom w:w="0.0" w:type="dxa"/>
+              <w:right w:w="15.0" w:type="dxa"/>
+            </w:tcMar>
+          </w:tcPr>
+          <w:p>
+            <w:pPr>
+              <w:spacing w:after="120" w:lineRule="auto"/>
+              <w:rPr>
+                <w:rFonts w:ascii="Tahoma" w:cs="Tahoma" w:eastAsia="Tahoma" w:hAnsi="Tahoma"/>
+              </w:rPr>
+            </w:pPr>
+            <w:r>
+              <w:rPr>
+                <w:rFonts w:ascii="Tahoma" w:cs="Tahoma" w:eastAsia="Tahoma" w:hAnsi="Tahoma"/>
+                <w:rtl w:val="0"/>
+              </w:rPr>
+              <w:t xml:space="preserve">Mantener Trello actualizado con avances y tareas del próximo sprint </w:t>
             </w:r>
           </w:p>
         </w:tc>
@@ -2699,6 +2888,7 @@
           <w:ilvl w:val="5"/>
           <w:numId w:val="1"/>
         </w:numPr>
+        <w:ind w:left="0" w:firstLine="0"/>
         <w:rPr/>
       </w:pPr>
       <w:r>
@@ -2917,7 +3107,7 @@
       <w:tr>
         <w:trPr>
           <w:cantSplit w:val="0"/>
-          <w:trHeight w:val="255" w:hRule="atLeast"/>
+          <w:trHeight w:val="309.9609375" w:hRule="atLeast"/>
           <w:tblHeader w:val="0"/>
         </w:trPr>
         <w:tc>
@@ -2944,15 +3134,17 @@
               </w:numPr>
               <w:ind w:left="0" w:right="-15" w:firstLine="0"/>
               <w:rPr>
-                <w:rFonts w:ascii="Arial" w:cs="Arial" w:eastAsia="Arial" w:hAnsi="Arial"/>
-              </w:rPr>
-            </w:pPr>
-            <w:r>
-              <w:rPr>
-                <w:rFonts w:ascii="Arial" w:cs="Arial" w:eastAsia="Arial" w:hAnsi="Arial"/>
-                <w:rtl w:val="0"/>
-              </w:rPr>
-              <w:t xml:space="preserve">Tener los documentos listos para la próxima reunión</w:t>
+                <w:rFonts w:ascii="Tahoma" w:cs="Tahoma" w:eastAsia="Tahoma" w:hAnsi="Tahoma"/>
+              </w:rPr>
+            </w:pPr>
+            <w:r>
+              <w:rPr>
+                <w:rFonts w:ascii="Tahoma" w:cs="Tahoma" w:eastAsia="Tahoma" w:hAnsi="Tahoma"/>
+                <w:rtl w:val="0"/>
+              </w:rPr>
+              <w:t xml:space="preserve">Terminar correcciones pendientes</w:t>
+              <w:tab/>
+              <w:tab/>
             </w:r>
           </w:p>
         </w:tc>
@@ -2980,16 +3172,15 @@
               </w:numPr>
               <w:ind w:left="0" w:right="-15" w:firstLine="0"/>
               <w:rPr>
-                <w:rFonts w:ascii="Arial" w:cs="Arial" w:eastAsia="Arial" w:hAnsi="Arial"/>
-              </w:rPr>
-            </w:pPr>
-            <w:r>
-              <w:rPr>
-                <w:rFonts w:ascii="Arial" w:cs="Arial" w:eastAsia="Arial" w:hAnsi="Arial"/>
-                <w:rtl w:val="0"/>
-              </w:rPr>
-              <w:t xml:space="preserve">01/09/2026</w:t>
-              <w:tab/>
+                <w:rFonts w:ascii="Tahoma" w:cs="Tahoma" w:eastAsia="Tahoma" w:hAnsi="Tahoma"/>
+              </w:rPr>
+            </w:pPr>
+            <w:r>
+              <w:rPr>
+                <w:rFonts w:ascii="Tahoma" w:cs="Tahoma" w:eastAsia="Tahoma" w:hAnsi="Tahoma"/>
+                <w:rtl w:val="0"/>
+              </w:rPr>
+              <w:t xml:space="preserve">Próxima reunión </w:t>
               <w:tab/>
             </w:r>
           </w:p>
@@ -3018,15 +3209,132 @@
               </w:numPr>
               <w:ind w:left="0" w:right="-15" w:firstLine="0"/>
               <w:rPr>
-                <w:rFonts w:ascii="Arial" w:cs="Arial" w:eastAsia="Arial" w:hAnsi="Arial"/>
-              </w:rPr>
-            </w:pPr>
-            <w:r>
-              <w:rPr>
-                <w:rFonts w:ascii="Arial" w:cs="Arial" w:eastAsia="Arial" w:hAnsi="Arial"/>
-                <w:rtl w:val="0"/>
-              </w:rPr>
-              <w:t xml:space="preserve">Todos los miembros del equipo </w:t>
+                <w:rFonts w:ascii="Tahoma" w:cs="Tahoma" w:eastAsia="Tahoma" w:hAnsi="Tahoma"/>
+              </w:rPr>
+            </w:pPr>
+            <w:r>
+              <w:rPr>
+                <w:rFonts w:ascii="Tahoma" w:cs="Tahoma" w:eastAsia="Tahoma" w:hAnsi="Tahoma"/>
+                <w:rtl w:val="0"/>
+              </w:rPr>
+              <w:t xml:space="preserve">Todo el equipo</w:t>
+            </w:r>
+          </w:p>
+        </w:tc>
+      </w:tr>
+      <w:tr>
+        <w:trPr>
+          <w:cantSplit w:val="0"/>
+          <w:trHeight w:val="241.40625" w:hRule="atLeast"/>
+          <w:tblHeader w:val="0"/>
+        </w:trPr>
+        <w:tc>
+          <w:tcPr>
+            <w:tcBorders>
+              <w:top w:color="000000" w:space="0" w:sz="6" w:val="single"/>
+              <w:left w:color="000000" w:space="0" w:sz="6" w:val="single"/>
+              <w:bottom w:color="000000" w:space="0" w:sz="6" w:val="single"/>
+              <w:right w:color="000000" w:space="0" w:sz="6" w:val="single"/>
+            </w:tcBorders>
+            <w:tcMar>
+              <w:top w:w="15.0" w:type="dxa"/>
+              <w:left w:w="15.0" w:type="dxa"/>
+              <w:bottom w:w="0.0" w:type="dxa"/>
+              <w:right w:w="15.0" w:type="dxa"/>
+            </w:tcMar>
+            <w:vAlign w:val="bottom"/>
+          </w:tcPr>
+          <w:p>
+            <w:pPr>
+              <w:numPr>
+                <w:ilvl w:val="5"/>
+                <w:numId w:val="1"/>
+              </w:numPr>
+              <w:ind w:left="0" w:right="-15" w:firstLine="0"/>
+              <w:rPr>
+                <w:rFonts w:ascii="Tahoma" w:cs="Tahoma" w:eastAsia="Tahoma" w:hAnsi="Tahoma"/>
+              </w:rPr>
+            </w:pPr>
+            <w:r>
+              <w:rPr>
+                <w:rFonts w:ascii="Tahoma" w:cs="Tahoma" w:eastAsia="Tahoma" w:hAnsi="Tahoma"/>
+                <w:rtl w:val="0"/>
+              </w:rPr>
+              <w:t xml:space="preserve">Dejar lista la presentación</w:t>
+              <w:tab/>
+            </w:r>
+          </w:p>
+        </w:tc>
+        <w:tc>
+          <w:tcPr>
+            <w:tcBorders>
+              <w:top w:color="000000" w:space="0" w:sz="6" w:val="single"/>
+              <w:left w:color="000000" w:space="0" w:sz="6" w:val="single"/>
+              <w:bottom w:color="000000" w:space="0" w:sz="6" w:val="single"/>
+              <w:right w:color="000000" w:space="0" w:sz="6" w:val="single"/>
+            </w:tcBorders>
+            <w:tcMar>
+              <w:top w:w="15.0" w:type="dxa"/>
+              <w:left w:w="15.0" w:type="dxa"/>
+              <w:bottom w:w="0.0" w:type="dxa"/>
+              <w:right w:w="15.0" w:type="dxa"/>
+            </w:tcMar>
+            <w:vAlign w:val="bottom"/>
+          </w:tcPr>
+          <w:p>
+            <w:pPr>
+              <w:numPr>
+                <w:ilvl w:val="5"/>
+                <w:numId w:val="1"/>
+              </w:numPr>
+              <w:ind w:left="0" w:right="-15" w:firstLine="0"/>
+              <w:rPr>
+                <w:rFonts w:ascii="Tahoma" w:cs="Tahoma" w:eastAsia="Tahoma" w:hAnsi="Tahoma"/>
+              </w:rPr>
+            </w:pPr>
+            <w:r>
+              <w:rPr>
+                <w:rFonts w:ascii="Tahoma" w:cs="Tahoma" w:eastAsia="Tahoma" w:hAnsi="Tahoma"/>
+                <w:rtl w:val="0"/>
+              </w:rPr>
+              <w:t xml:space="preserve">Próxima reunión</w:t>
+              <w:tab/>
+            </w:r>
+          </w:p>
+        </w:tc>
+        <w:tc>
+          <w:tcPr>
+            <w:tcBorders>
+              <w:top w:color="000000" w:space="0" w:sz="6" w:val="single"/>
+              <w:left w:color="000000" w:space="0" w:sz="6" w:val="single"/>
+              <w:bottom w:color="000000" w:space="0" w:sz="6" w:val="single"/>
+              <w:right w:color="000000" w:space="0" w:sz="6" w:val="single"/>
+            </w:tcBorders>
+            <w:tcMar>
+              <w:top w:w="15.0" w:type="dxa"/>
+              <w:left w:w="15.0" w:type="dxa"/>
+              <w:bottom w:w="0.0" w:type="dxa"/>
+              <w:right w:w="15.0" w:type="dxa"/>
+            </w:tcMar>
+            <w:vAlign w:val="bottom"/>
+          </w:tcPr>
+          <w:p>
+            <w:pPr>
+              <w:numPr>
+                <w:ilvl w:val="5"/>
+                <w:numId w:val="1"/>
+              </w:numPr>
+              <w:ind w:right="-15"/>
+              <w:rPr>
+                <w:rFonts w:ascii="Tahoma" w:cs="Tahoma" w:eastAsia="Tahoma" w:hAnsi="Tahoma"/>
+              </w:rPr>
+            </w:pPr>
+            <w:r>
+              <w:rPr>
+                <w:rFonts w:ascii="Tahoma" w:cs="Tahoma" w:eastAsia="Tahoma" w:hAnsi="Tahoma"/>
+                <w:rtl w:val="0"/>
+              </w:rPr>
+              <w:t xml:space="preserve">Todo el equipo</w:t>
             </w:r>
           </w:p>
         </w:tc>
@@ -3061,13 +3369,15 @@
               </w:numPr>
               <w:ind w:left="0" w:right="-15" w:firstLine="0"/>
               <w:rPr>
-                <w:rFonts w:ascii="Arial" w:cs="Arial" w:eastAsia="Arial" w:hAnsi="Arial"/>
-              </w:rPr>
-            </w:pPr>
-            <w:r>
-              <w:rPr>
-                <w:rtl w:val="0"/>
-              </w:rPr>
+                <w:rFonts w:ascii="Tahoma" w:cs="Tahoma" w:eastAsia="Tahoma" w:hAnsi="Tahoma"/>
+              </w:rPr>
+            </w:pPr>
+            <w:r>
+              <w:rPr>
+                <w:rFonts w:ascii="Tahoma" w:cs="Tahoma" w:eastAsia="Tahoma" w:hAnsi="Tahoma"/>
+                <w:rtl w:val="0"/>
+              </w:rPr>
+              <w:t xml:space="preserve">Actualizar Trello con tareas completadas y pendientes</w:t>
             </w:r>
           </w:p>
         </w:tc>
@@ -3093,15 +3403,17 @@
                 <w:ilvl w:val="5"/>
                 <w:numId w:val="1"/>
               </w:numPr>
-              <w:ind w:left="0" w:right="-15" w:firstLine="0"/>
-              <w:rPr>
-                <w:rFonts w:ascii="Arial" w:cs="Arial" w:eastAsia="Arial" w:hAnsi="Arial"/>
-              </w:rPr>
-            </w:pPr>
-            <w:r>
-              <w:rPr>
-                <w:rtl w:val="0"/>
-              </w:rPr>
+              <w:ind w:right="-15"/>
+              <w:rPr>
+                <w:rFonts w:ascii="Tahoma" w:cs="Tahoma" w:eastAsia="Tahoma" w:hAnsi="Tahoma"/>
+              </w:rPr>
+            </w:pPr>
+            <w:r>
+              <w:rPr>
+                <w:rFonts w:ascii="Tahoma" w:cs="Tahoma" w:eastAsia="Tahoma" w:hAnsi="Tahoma"/>
+                <w:rtl w:val="0"/>
+              </w:rPr>
+              <w:t xml:space="preserve">Durante el sprint </w:t>
             </w:r>
           </w:p>
         </w:tc>
@@ -3127,124 +3439,17 @@
                 <w:ilvl w:val="5"/>
                 <w:numId w:val="1"/>
               </w:numPr>
-              <w:ind w:left="0" w:right="-15" w:firstLine="0"/>
-              <w:rPr>
-                <w:rFonts w:ascii="Arial" w:cs="Arial" w:eastAsia="Arial" w:hAnsi="Arial"/>
-              </w:rPr>
-            </w:pPr>
-            <w:r>
-              <w:rPr>
-                <w:rtl w:val="0"/>
-              </w:rPr>
-            </w:r>
-          </w:p>
-        </w:tc>
-      </w:tr>
-      <w:tr>
-        <w:trPr>
-          <w:cantSplit w:val="0"/>
-          <w:trHeight w:val="255" w:hRule="atLeast"/>
-          <w:tblHeader w:val="0"/>
-        </w:trPr>
-        <w:tc>
-          <w:tcPr>
-            <w:tcBorders>
-              <w:top w:color="000000" w:space="0" w:sz="6" w:val="single"/>
-              <w:left w:color="000000" w:space="0" w:sz="6" w:val="single"/>
-              <w:bottom w:color="000000" w:space="0" w:sz="6" w:val="single"/>
-              <w:right w:color="000000" w:space="0" w:sz="6" w:val="single"/>
-            </w:tcBorders>
-            <w:tcMar>
-              <w:top w:w="15.0" w:type="dxa"/>
-              <w:left w:w="15.0" w:type="dxa"/>
-              <w:bottom w:w="0.0" w:type="dxa"/>
-              <w:right w:w="15.0" w:type="dxa"/>
-            </w:tcMar>
-            <w:vAlign w:val="bottom"/>
-          </w:tcPr>
-          <w:p>
-            <w:pPr>
-              <w:numPr>
-                <w:ilvl w:val="5"/>
-                <w:numId w:val="1"/>
-              </w:numPr>
-              <w:ind w:left="0" w:right="-15" w:firstLine="0"/>
-              <w:rPr>
-                <w:rFonts w:ascii="Arial" w:cs="Arial" w:eastAsia="Arial" w:hAnsi="Arial"/>
-              </w:rPr>
-            </w:pPr>
-            <w:r>
-              <w:rPr>
-                <w:rtl w:val="0"/>
-              </w:rPr>
-            </w:r>
-          </w:p>
-        </w:tc>
-        <w:tc>
-          <w:tcPr>
-            <w:tcBorders>
-              <w:top w:color="000000" w:space="0" w:sz="6" w:val="single"/>
-              <w:left w:color="000000" w:space="0" w:sz="6" w:val="single"/>
-              <w:bottom w:color="000000" w:space="0" w:sz="6" w:val="single"/>
-              <w:right w:color="000000" w:space="0" w:sz="6" w:val="single"/>
-            </w:tcBorders>
-            <w:tcMar>
-              <w:top w:w="15.0" w:type="dxa"/>
-              <w:left w:w="15.0" w:type="dxa"/>
-              <w:bottom w:w="0.0" w:type="dxa"/>
-              <w:right w:w="15.0" w:type="dxa"/>
-            </w:tcMar>
-            <w:vAlign w:val="bottom"/>
-          </w:tcPr>
-          <w:p>
-            <w:pPr>
-              <w:numPr>
-                <w:ilvl w:val="5"/>
-                <w:numId w:val="1"/>
-              </w:numPr>
-              <w:ind w:left="0" w:right="-15" w:firstLine="0"/>
-              <w:rPr>
-                <w:rFonts w:ascii="Arial" w:cs="Arial" w:eastAsia="Arial" w:hAnsi="Arial"/>
-              </w:rPr>
-            </w:pPr>
-            <w:r>
-              <w:rPr>
-                <w:rtl w:val="0"/>
-              </w:rPr>
-            </w:r>
-          </w:p>
-        </w:tc>
-        <w:tc>
-          <w:tcPr>
-            <w:tcBorders>
-              <w:top w:color="000000" w:space="0" w:sz="6" w:val="single"/>
-              <w:left w:color="000000" w:space="0" w:sz="6" w:val="single"/>
-              <w:bottom w:color="000000" w:space="0" w:sz="6" w:val="single"/>
-              <w:right w:color="000000" w:space="0" w:sz="6" w:val="single"/>
-            </w:tcBorders>
-            <w:tcMar>
-              <w:top w:w="15.0" w:type="dxa"/>
-              <w:left w:w="15.0" w:type="dxa"/>
-              <w:bottom w:w="0.0" w:type="dxa"/>
-              <w:right w:w="15.0" w:type="dxa"/>
-            </w:tcMar>
-            <w:vAlign w:val="bottom"/>
-          </w:tcPr>
-          <w:p>
-            <w:pPr>
-              <w:numPr>
-                <w:ilvl w:val="5"/>
-                <w:numId w:val="1"/>
-              </w:numPr>
-              <w:ind w:left="0" w:right="-15" w:firstLine="0"/>
-              <w:rPr>
-                <w:rFonts w:ascii="Arial" w:cs="Arial" w:eastAsia="Arial" w:hAnsi="Arial"/>
-              </w:rPr>
-            </w:pPr>
-            <w:r>
-              <w:rPr>
-                <w:rtl w:val="0"/>
-              </w:rPr>
+              <w:ind w:right="-15"/>
+              <w:rPr>
+                <w:rFonts w:ascii="Tahoma" w:cs="Tahoma" w:eastAsia="Tahoma" w:hAnsi="Tahoma"/>
+              </w:rPr>
+            </w:pPr>
+            <w:r>
+              <w:rPr>
+                <w:rFonts w:ascii="Tahoma" w:cs="Tahoma" w:eastAsia="Tahoma" w:hAnsi="Tahoma"/>
+                <w:rtl w:val="0"/>
+              </w:rPr>
+              <w:t xml:space="preserve">Todo el equipo</w:t>
             </w:r>
           </w:p>
         </w:tc>
@@ -3256,6 +3461,7 @@
           <w:ilvl w:val="5"/>
           <w:numId w:val="1"/>
         </w:numPr>
+        <w:ind w:left="0" w:firstLine="0"/>
         <w:rPr/>
       </w:pPr>
       <w:r>
@@ -3335,18 +3541,18 @@
           <w:p>
             <w:pPr>
               <w:spacing w:after="120" w:lineRule="auto"/>
-              <w:ind w:left="357" w:firstLine="0"/>
+              <w:ind w:left="0" w:firstLine="0"/>
               <w:jc w:val="both"/>
               <w:rPr>
                 <w:rFonts w:ascii="Tahoma" w:cs="Tahoma" w:eastAsia="Tahoma" w:hAnsi="Tahoma"/>
-                <w:b w:val="1"/>
-                <w:bCs w:val="1"/>
-              </w:rPr>
-            </w:pPr>
-            <w:r>
-              <w:rPr>
-                <w:rtl w:val="0"/>
-              </w:rPr>
+              </w:rPr>
+            </w:pPr>
+            <w:r>
+              <w:rPr>
+                <w:rFonts w:ascii="Tahoma" w:cs="Tahoma" w:eastAsia="Tahoma" w:hAnsi="Tahoma"/>
+                <w:rtl w:val="0"/>
+              </w:rPr>
+              <w:t xml:space="preserve">Se acordó hacer una revisión general de todos los documentos antes de la entrega de la fase 1.</w:t>
             </w:r>
           </w:p>
         </w:tc>
@@ -3358,6 +3564,7 @@
           <w:ilvl w:val="5"/>
           <w:numId w:val="1"/>
         </w:numPr>
+        <w:ind w:left="0" w:firstLine="0"/>
         <w:rPr/>
       </w:pPr>
       <w:r>
@@ -3387,45 +3594,6 @@
     <w:pPr>
       <w:keepNext w:val="0"/>
       <w:keepLines w:val="0"/>
-      <w:pageBreakBefore w:val="0"/>
-      <w:widowControl w:val="0"/>
-      <w:numPr>
-        <w:ilvl w:val="5"/>
-        <w:numId w:val="1"/>
-      </w:numPr>
-      <w:pBdr>
-        <w:top w:space="0" w:sz="0" w:val="nil"/>
-        <w:left w:space="0" w:sz="0" w:val="nil"/>
-        <w:bottom w:space="0" w:sz="0" w:val="nil"/>
-        <w:right w:space="0" w:sz="0" w:val="nil"/>
-        <w:between w:space="0" w:sz="0" w:val="nil"/>
-      </w:pBdr>
-      <w:shd w:fill="auto" w:val="clear"/>
-      <w:tabs>
-        <w:tab w:val="center" w:leader="none" w:pos="4320"/>
-        <w:tab w:val="right" w:leader="none" w:pos="8640"/>
-      </w:tabs>
-      <w:spacing w:after="0" w:before="0" w:line="240" w:lineRule="auto"/>
-      <w:ind w:left="0" w:right="0" w:firstLine="0"/>
-      <w:jc w:val="left"/>
-      <w:rPr/>
-    </w:pPr>
-    <w:r>
-      <w:rPr>
-        <w:rtl w:val="0"/>
-      </w:rPr>
-    </w:r>
-  </w:p>
-</w:ftr>
-</file>
-
-<file path=word/footer2.xml><?xml version="1.0" encoding="utf-8"?>
-<w:ftr xmlns:mc="http://schemas.openxmlformats.org/markup-compatibility/2006" xmlns:o="urn:schemas-microsoft-com:office:office" xmlns:r="http://schemas.openxmlformats.org/officeDocument/2006/relationships" xmlns:m="http://schemas.openxmlformats.org/officeDocument/2006/math" xmlns:v="urn:schemas-microsoft-com:vml" xmlns:wp="http://schemas.openxmlformats.org/drawingml/2006/wordprocessingDrawing" xmlns:w10="urn:schemas-microsoft-com:office:word" xmlns:w="http://schemas.openxmlformats.org/wordprocessingml/2006/main" xmlns:wne="http://schemas.microsoft.com/office/word/2006/wordml" xmlns:sl="http://schemas.openxmlformats.org/schemaLibrary/2006/main" xmlns:a="http://schemas.openxmlformats.org/drawingml/2006/main" xmlns:pic="http://schemas.openxmlformats.org/drawingml/2006/picture" xmlns:c="http://schemas.openxmlformats.org/drawingml/2006/chart" xmlns:lc="http://schemas.openxmlformats.org/drawingml/2006/lockedCanvas" xmlns:dgm="http://schemas.openxmlformats.org/drawingml/2006/diagram" xmlns:wps="http://schemas.microsoft.com/office/word/2010/wordprocessingShape" xmlns:wpg="http://schemas.microsoft.com/office/word/2010/wordprocessingGroup" xmlns:w14="http://schemas.microsoft.com/office/word/2010/wordml" xmlns:w15="http://schemas.microsoft.com/office/word/2012/wordml" xmlns:w16="http://schemas.microsoft.com/office/word/2018/wordml" xmlns:w16cex="http://schemas.microsoft.com/office/word/2018/wordml/cex" xmlns:w16cid="http://schemas.microsoft.com/office/word/2016/wordml/cid" xmlns="http://schemas.microsoft.com/office/tasks/2019/documenttasks" xmlns:cr="http://schemas.microsoft.com/office/comments/2020/reactions">
-  <w:p>
-    <w:pPr>
-      <w:keepNext w:val="0"/>
-      <w:keepLines w:val="0"/>
-      <w:pageBreakBefore w:val="0"/>
       <w:widowControl w:val="0"/>
       <w:numPr>
         <w:ilvl w:val="5"/>
@@ -3508,15 +3676,15 @@
             <wp:anchor allowOverlap="1" behindDoc="0" distB="0" distT="0" distL="114300" distR="114300" hidden="0" layoutInCell="1" locked="0" relativeHeight="0" simplePos="0">
               <wp:simplePos x="0" y="0"/>
               <wp:positionH relativeFrom="column">
-                <wp:posOffset>11431</wp:posOffset>
+                <wp:posOffset>5082</wp:posOffset>
               </wp:positionH>
               <wp:positionV relativeFrom="paragraph">
-                <wp:posOffset>-43814</wp:posOffset>
+                <wp:posOffset>-43812</wp:posOffset>
               </wp:positionV>
               <wp:extent cx="0" cy="12700"/>
               <wp:effectExtent b="0" l="0" r="0" t="0"/>
               <wp:wrapNone/>
-              <wp:docPr id="3" name=""/>
+              <wp:docPr id="5" name=""/>
               <a:graphic>
                 <a:graphicData uri="http://schemas.microsoft.com/office/word/2010/wordprocessingShape">
                   <wps:wsp>
@@ -3536,8 +3704,8 @@
                         </a:solidFill>
                         <a:prstDash val="solid"/>
                         <a:round/>
-                        <a:headEnd len="med" w="med" type="none"/>
-                        <a:tailEnd len="med" w="med" type="none"/>
+                        <a:headEnd len="sm" w="sm" type="none"/>
+                        <a:tailEnd len="sm" w="sm" type="none"/>
                       </a:ln>
                     </wps:spPr>
                     <wps:bodyPr anchorCtr="0" anchor="ctr" bIns="91425" lIns="91425" spcFirstLastPara="1" rIns="91425" wrap="square" tIns="91425">
@@ -3554,15 +3722,15 @@
             <wp:anchor allowOverlap="1" behindDoc="0" distB="0" distT="0" distL="114300" distR="114300" hidden="0" layoutInCell="1" locked="0" relativeHeight="0" simplePos="0">
               <wp:simplePos x="0" y="0"/>
               <wp:positionH relativeFrom="column">
-                <wp:posOffset>11431</wp:posOffset>
+                <wp:posOffset>5082</wp:posOffset>
               </wp:positionH>
               <wp:positionV relativeFrom="paragraph">
-                <wp:posOffset>-43814</wp:posOffset>
+                <wp:posOffset>-43812</wp:posOffset>
               </wp:positionV>
               <wp:extent cx="0" cy="12700"/>
               <wp:effectExtent b="0" l="0" r="0" t="0"/>
               <wp:wrapNone/>
-              <wp:docPr id="3" name="image2.png"/>
+              <wp:docPr id="5" name="image2.png"/>
               <a:graphic>
                 <a:graphicData uri="http://schemas.openxmlformats.org/drawingml/2006/picture">
                   <pic:pic>
@@ -3597,13 +3765,49 @@
 </w:ftr>
 </file>
 
+<file path=word/footer2.xml><?xml version="1.0" encoding="utf-8"?>
+<w:ftr xmlns:mc="http://schemas.openxmlformats.org/markup-compatibility/2006" xmlns:o="urn:schemas-microsoft-com:office:office" xmlns:r="http://schemas.openxmlformats.org/officeDocument/2006/relationships" xmlns:m="http://schemas.openxmlformats.org/officeDocument/2006/math" xmlns:v="urn:schemas-microsoft-com:vml" xmlns:wp="http://schemas.openxmlformats.org/drawingml/2006/wordprocessingDrawing" xmlns:w10="urn:schemas-microsoft-com:office:word" xmlns:w="http://schemas.openxmlformats.org/wordprocessingml/2006/main" xmlns:wne="http://schemas.microsoft.com/office/word/2006/wordml" xmlns:sl="http://schemas.openxmlformats.org/schemaLibrary/2006/main" xmlns:a="http://schemas.openxmlformats.org/drawingml/2006/main" xmlns:pic="http://schemas.openxmlformats.org/drawingml/2006/picture" xmlns:c="http://schemas.openxmlformats.org/drawingml/2006/chart" xmlns:lc="http://schemas.openxmlformats.org/drawingml/2006/lockedCanvas" xmlns:dgm="http://schemas.openxmlformats.org/drawingml/2006/diagram" xmlns:wps="http://schemas.microsoft.com/office/word/2010/wordprocessingShape" xmlns:wpg="http://schemas.microsoft.com/office/word/2010/wordprocessingGroup" xmlns:w14="http://schemas.microsoft.com/office/word/2010/wordml" xmlns:w15="http://schemas.microsoft.com/office/word/2012/wordml" xmlns:w16="http://schemas.microsoft.com/office/word/2018/wordml" xmlns:w16cex="http://schemas.microsoft.com/office/word/2018/wordml/cex" xmlns:w16cid="http://schemas.microsoft.com/office/word/2016/wordml/cid" xmlns="http://schemas.microsoft.com/office/tasks/2019/documenttasks" xmlns:cr="http://schemas.microsoft.com/office/comments/2020/reactions">
+  <w:p>
+    <w:pPr>
+      <w:keepNext w:val="0"/>
+      <w:keepLines w:val="0"/>
+      <w:widowControl w:val="0"/>
+      <w:numPr>
+        <w:ilvl w:val="5"/>
+        <w:numId w:val="1"/>
+      </w:numPr>
+      <w:pBdr>
+        <w:top w:space="0" w:sz="0" w:val="nil"/>
+        <w:left w:space="0" w:sz="0" w:val="nil"/>
+        <w:bottom w:space="0" w:sz="0" w:val="nil"/>
+        <w:right w:space="0" w:sz="0" w:val="nil"/>
+        <w:between w:space="0" w:sz="0" w:val="nil"/>
+      </w:pBdr>
+      <w:shd w:fill="auto" w:val="clear"/>
+      <w:tabs>
+        <w:tab w:val="center" w:leader="none" w:pos="4320"/>
+        <w:tab w:val="right" w:leader="none" w:pos="8640"/>
+      </w:tabs>
+      <w:spacing w:after="0" w:before="0" w:line="240" w:lineRule="auto"/>
+      <w:ind w:left="0" w:right="0" w:firstLine="0"/>
+      <w:jc w:val="left"/>
+      <w:rPr/>
+    </w:pPr>
+    <w:r>
+      <w:rPr>
+        <w:rtl w:val="0"/>
+      </w:rPr>
+    </w:r>
+  </w:p>
+</w:ftr>
+</file>
+
 <file path=word/footer3.xml><?xml version="1.0" encoding="utf-8"?>
 <w:ftr xmlns:mc="http://schemas.openxmlformats.org/markup-compatibility/2006" xmlns:o="urn:schemas-microsoft-com:office:office" xmlns:r="http://schemas.openxmlformats.org/officeDocument/2006/relationships" xmlns:m="http://schemas.openxmlformats.org/officeDocument/2006/math" xmlns:v="urn:schemas-microsoft-com:vml" xmlns:wp="http://schemas.openxmlformats.org/drawingml/2006/wordprocessingDrawing" xmlns:w10="urn:schemas-microsoft-com:office:word" xmlns:w="http://schemas.openxmlformats.org/wordprocessingml/2006/main" xmlns:wne="http://schemas.microsoft.com/office/word/2006/wordml" xmlns:sl="http://schemas.openxmlformats.org/schemaLibrary/2006/main" xmlns:a="http://schemas.openxmlformats.org/drawingml/2006/main" xmlns:pic="http://schemas.openxmlformats.org/drawingml/2006/picture" xmlns:c="http://schemas.openxmlformats.org/drawingml/2006/chart" xmlns:lc="http://schemas.openxmlformats.org/drawingml/2006/lockedCanvas" xmlns:dgm="http://schemas.openxmlformats.org/drawingml/2006/diagram" xmlns:wps="http://schemas.microsoft.com/office/word/2010/wordprocessingShape" xmlns:wpg="http://schemas.microsoft.com/office/word/2010/wordprocessingGroup" xmlns:w14="http://schemas.microsoft.com/office/word/2010/wordml" xmlns:w15="http://schemas.microsoft.com/office/word/2012/wordml" xmlns:w16="http://schemas.microsoft.com/office/word/2018/wordml" xmlns:w16cex="http://schemas.microsoft.com/office/word/2018/wordml/cex" xmlns:w16cid="http://schemas.microsoft.com/office/word/2016/wordml/cid" xmlns="http://schemas.microsoft.com/office/tasks/2019/documenttasks" xmlns:cr="http://schemas.microsoft.com/office/comments/2020/reactions">
   <w:p>
     <w:pPr>
       <w:keepNext w:val="0"/>
       <w:keepLines w:val="0"/>
-      <w:pageBreakBefore w:val="0"/>
       <w:widowControl w:val="0"/>
       <w:numPr>
         <w:ilvl w:val="5"/>
@@ -3639,25 +3843,6 @@
 <w:hdr xmlns:mc="http://schemas.openxmlformats.org/markup-compatibility/2006" xmlns:o="urn:schemas-microsoft-com:office:office" xmlns:r="http://schemas.openxmlformats.org/officeDocument/2006/relationships" xmlns:m="http://schemas.openxmlformats.org/officeDocument/2006/math" xmlns:v="urn:schemas-microsoft-com:vml" xmlns:wp="http://schemas.openxmlformats.org/drawingml/2006/wordprocessingDrawing" xmlns:w10="urn:schemas-microsoft-com:office:word" xmlns:w="http://schemas.openxmlformats.org/wordprocessingml/2006/main" xmlns:wne="http://schemas.microsoft.com/office/word/2006/wordml" xmlns:sl="http://schemas.openxmlformats.org/schemaLibrary/2006/main" xmlns:a="http://schemas.openxmlformats.org/drawingml/2006/main" xmlns:pic="http://schemas.openxmlformats.org/drawingml/2006/picture" xmlns:c="http://schemas.openxmlformats.org/drawingml/2006/chart" xmlns:lc="http://schemas.openxmlformats.org/drawingml/2006/lockedCanvas" xmlns:dgm="http://schemas.openxmlformats.org/drawingml/2006/diagram" xmlns:wps="http://schemas.microsoft.com/office/word/2010/wordprocessingShape" xmlns:wpg="http://schemas.microsoft.com/office/word/2010/wordprocessingGroup" xmlns:w14="http://schemas.microsoft.com/office/word/2010/wordml" xmlns:w15="http://schemas.microsoft.com/office/word/2012/wordml" xmlns:w16="http://schemas.microsoft.com/office/word/2018/wordml" xmlns:w16cex="http://schemas.microsoft.com/office/word/2018/wordml/cex" xmlns:w16cid="http://schemas.microsoft.com/office/word/2016/wordml/cid" xmlns="http://schemas.microsoft.com/office/tasks/2019/documenttasks" xmlns:cr="http://schemas.microsoft.com/office/comments/2020/reactions">
   <w:p>
     <w:pPr>
-      <w:numPr>
-        <w:ilvl w:val="5"/>
-        <w:numId w:val="1"/>
-      </w:numPr>
-      <w:rPr/>
-    </w:pPr>
-    <w:r>
-      <w:rPr>
-        <w:rtl w:val="0"/>
-      </w:rPr>
-    </w:r>
-  </w:p>
-</w:hdr>
-</file>
-
-<file path=word/header2.xml><?xml version="1.0" encoding="utf-8"?>
-<w:hdr xmlns:mc="http://schemas.openxmlformats.org/markup-compatibility/2006" xmlns:o="urn:schemas-microsoft-com:office:office" xmlns:r="http://schemas.openxmlformats.org/officeDocument/2006/relationships" xmlns:m="http://schemas.openxmlformats.org/officeDocument/2006/math" xmlns:v="urn:schemas-microsoft-com:vml" xmlns:wp="http://schemas.openxmlformats.org/drawingml/2006/wordprocessingDrawing" xmlns:w10="urn:schemas-microsoft-com:office:word" xmlns:w="http://schemas.openxmlformats.org/wordprocessingml/2006/main" xmlns:wne="http://schemas.microsoft.com/office/word/2006/wordml" xmlns:sl="http://schemas.openxmlformats.org/schemaLibrary/2006/main" xmlns:a="http://schemas.openxmlformats.org/drawingml/2006/main" xmlns:pic="http://schemas.openxmlformats.org/drawingml/2006/picture" xmlns:c="http://schemas.openxmlformats.org/drawingml/2006/chart" xmlns:lc="http://schemas.openxmlformats.org/drawingml/2006/lockedCanvas" xmlns:dgm="http://schemas.openxmlformats.org/drawingml/2006/diagram" xmlns:wps="http://schemas.microsoft.com/office/word/2010/wordprocessingShape" xmlns:wpg="http://schemas.microsoft.com/office/word/2010/wordprocessingGroup" xmlns:w14="http://schemas.microsoft.com/office/word/2010/wordml" xmlns:w15="http://schemas.microsoft.com/office/word/2012/wordml" xmlns:w16="http://schemas.microsoft.com/office/word/2018/wordml" xmlns:w16cex="http://schemas.microsoft.com/office/word/2018/wordml/cex" xmlns:w16cid="http://schemas.microsoft.com/office/word/2016/wordml/cid" xmlns="http://schemas.microsoft.com/office/tasks/2019/documenttasks" xmlns:cr="http://schemas.microsoft.com/office/comments/2020/reactions">
-  <w:p>
-    <w:pPr>
       <w:rPr/>
     </w:pPr>
     <w:r>
@@ -3666,7 +3851,7 @@
         <wp:inline distB="0" distT="0" distL="0" distR="0">
           <wp:extent cx="2428875" cy="742950"/>
           <wp:effectExtent b="0" l="0" r="0" t="0"/>
-          <wp:docPr id="4" name="image1.png"/>
+          <wp:docPr id="6" name="image1.png"/>
           <a:graphic>
             <a:graphicData uri="http://schemas.openxmlformats.org/drawingml/2006/picture">
               <pic:pic>
@@ -3836,13 +4021,12 @@
 </w:hdr>
 </file>
 
-<file path=word/header3.xml><?xml version="1.0" encoding="utf-8"?>
+<file path=word/header2.xml><?xml version="1.0" encoding="utf-8"?>
 <w:hdr xmlns:mc="http://schemas.openxmlformats.org/markup-compatibility/2006" xmlns:o="urn:schemas-microsoft-com:office:office" xmlns:r="http://schemas.openxmlformats.org/officeDocument/2006/relationships" xmlns:m="http://schemas.openxmlformats.org/officeDocument/2006/math" xmlns:v="urn:schemas-microsoft-com:vml" xmlns:wp="http://schemas.openxmlformats.org/drawingml/2006/wordprocessingDrawing" xmlns:w10="urn:schemas-microsoft-com:office:word" xmlns:w="http://schemas.openxmlformats.org/wordprocessingml/2006/main" xmlns:wne="http://schemas.microsoft.com/office/word/2006/wordml" xmlns:sl="http://schemas.openxmlformats.org/schemaLibrary/2006/main" xmlns:a="http://schemas.openxmlformats.org/drawingml/2006/main" xmlns:pic="http://schemas.openxmlformats.org/drawingml/2006/picture" xmlns:c="http://schemas.openxmlformats.org/drawingml/2006/chart" xmlns:lc="http://schemas.openxmlformats.org/drawingml/2006/lockedCanvas" xmlns:dgm="http://schemas.openxmlformats.org/drawingml/2006/diagram" xmlns:wps="http://schemas.microsoft.com/office/word/2010/wordprocessingShape" xmlns:wpg="http://schemas.microsoft.com/office/word/2010/wordprocessingGroup" xmlns:w14="http://schemas.microsoft.com/office/word/2010/wordml" xmlns:w15="http://schemas.microsoft.com/office/word/2012/wordml" xmlns:w16="http://schemas.microsoft.com/office/word/2018/wordml" xmlns:w16cex="http://schemas.microsoft.com/office/word/2018/wordml/cex" xmlns:w16cid="http://schemas.microsoft.com/office/word/2016/wordml/cid" xmlns="http://schemas.microsoft.com/office/tasks/2019/documenttasks" xmlns:cr="http://schemas.microsoft.com/office/comments/2020/reactions">
   <w:p>
     <w:pPr>
       <w:keepNext w:val="0"/>
       <w:keepLines w:val="0"/>
-      <w:pageBreakBefore w:val="0"/>
       <w:widowControl w:val="0"/>
       <w:numPr>
         <w:ilvl w:val="5"/>
@@ -3863,6 +4047,26 @@
       <w:spacing w:after="0" w:before="0" w:line="240" w:lineRule="auto"/>
       <w:ind w:left="0" w:right="0" w:firstLine="0"/>
       <w:jc w:val="left"/>
+      <w:rPr/>
+    </w:pPr>
+    <w:r>
+      <w:rPr>
+        <w:rtl w:val="0"/>
+      </w:rPr>
+    </w:r>
+  </w:p>
+</w:hdr>
+</file>
+
+<file path=word/header3.xml><?xml version="1.0" encoding="utf-8"?>
+<w:hdr xmlns:mc="http://schemas.openxmlformats.org/markup-compatibility/2006" xmlns:o="urn:schemas-microsoft-com:office:office" xmlns:r="http://schemas.openxmlformats.org/officeDocument/2006/relationships" xmlns:m="http://schemas.openxmlformats.org/officeDocument/2006/math" xmlns:v="urn:schemas-microsoft-com:vml" xmlns:wp="http://schemas.openxmlformats.org/drawingml/2006/wordprocessingDrawing" xmlns:w10="urn:schemas-microsoft-com:office:word" xmlns:w="http://schemas.openxmlformats.org/wordprocessingml/2006/main" xmlns:wne="http://schemas.microsoft.com/office/word/2006/wordml" xmlns:sl="http://schemas.openxmlformats.org/schemaLibrary/2006/main" xmlns:a="http://schemas.openxmlformats.org/drawingml/2006/main" xmlns:pic="http://schemas.openxmlformats.org/drawingml/2006/picture" xmlns:c="http://schemas.openxmlformats.org/drawingml/2006/chart" xmlns:lc="http://schemas.openxmlformats.org/drawingml/2006/lockedCanvas" xmlns:dgm="http://schemas.openxmlformats.org/drawingml/2006/diagram" xmlns:wps="http://schemas.microsoft.com/office/word/2010/wordprocessingShape" xmlns:wpg="http://schemas.microsoft.com/office/word/2010/wordprocessingGroup" xmlns:w14="http://schemas.microsoft.com/office/word/2010/wordml" xmlns:w15="http://schemas.microsoft.com/office/word/2012/wordml" xmlns:w16="http://schemas.microsoft.com/office/word/2018/wordml" xmlns:w16cex="http://schemas.microsoft.com/office/word/2018/wordml/cex" xmlns:w16cid="http://schemas.microsoft.com/office/word/2016/wordml/cid" xmlns="http://schemas.microsoft.com/office/tasks/2019/documenttasks" xmlns:cr="http://schemas.microsoft.com/office/comments/2020/reactions">
+  <w:p>
+    <w:pPr>
+      <w:numPr>
+        <w:ilvl w:val="5"/>
+        <w:numId w:val="1"/>
+      </w:numPr>
+      <w:ind w:left="0" w:firstLine="0"/>
       <w:rPr/>
     </w:pPr>
     <w:r>
@@ -3972,7 +4176,7 @@
     <w:lvl w:ilvl="0">
       <w:start w:val="1"/>
       <w:numFmt w:val="bullet"/>
-      <w:lvlText w:val="-"/>
+      <w:lvlText w:val="●"/>
       <w:lvlJc w:val="left"/>
       <w:pPr>
         <w:ind w:left="720" w:hanging="360"/>
@@ -3984,7 +4188,7 @@
     <w:lvl w:ilvl="1">
       <w:start w:val="1"/>
       <w:numFmt w:val="bullet"/>
-      <w:lvlText w:val="-"/>
+      <w:lvlText w:val="○"/>
       <w:lvlJc w:val="left"/>
       <w:pPr>
         <w:ind w:left="1440" w:hanging="360"/>
@@ -3996,7 +4200,7 @@
     <w:lvl w:ilvl="2">
       <w:start w:val="1"/>
       <w:numFmt w:val="bullet"/>
-      <w:lvlText w:val="-"/>
+      <w:lvlText w:val="■"/>
       <w:lvlJc w:val="left"/>
       <w:pPr>
         <w:ind w:left="2160" w:hanging="360"/>
@@ -4008,7 +4212,7 @@
     <w:lvl w:ilvl="3">
       <w:start w:val="1"/>
       <w:numFmt w:val="bullet"/>
-      <w:lvlText w:val="-"/>
+      <w:lvlText w:val="●"/>
       <w:lvlJc w:val="left"/>
       <w:pPr>
         <w:ind w:left="2880" w:hanging="360"/>
@@ -4020,7 +4224,7 @@
     <w:lvl w:ilvl="4">
       <w:start w:val="1"/>
       <w:numFmt w:val="bullet"/>
-      <w:lvlText w:val="-"/>
+      <w:lvlText w:val="○"/>
       <w:lvlJc w:val="left"/>
       <w:pPr>
         <w:ind w:left="3600" w:hanging="360"/>
@@ -4032,7 +4236,7 @@
     <w:lvl w:ilvl="5">
       <w:start w:val="1"/>
       <w:numFmt w:val="bullet"/>
-      <w:lvlText w:val="-"/>
+      <w:lvlText w:val="■"/>
       <w:lvlJc w:val="left"/>
       <w:pPr>
         <w:ind w:left="4320" w:hanging="360"/>
@@ -4044,7 +4248,7 @@
     <w:lvl w:ilvl="6">
       <w:start w:val="1"/>
       <w:numFmt w:val="bullet"/>
-      <w:lvlText w:val="-"/>
+      <w:lvlText w:val="●"/>
       <w:lvlJc w:val="left"/>
       <w:pPr>
         <w:ind w:left="5040" w:hanging="360"/>
@@ -4056,7 +4260,7 @@
     <w:lvl w:ilvl="7">
       <w:start w:val="1"/>
       <w:numFmt w:val="bullet"/>
-      <w:lvlText w:val="-"/>
+      <w:lvlText w:val="○"/>
       <w:lvlJc w:val="left"/>
       <w:pPr>
         <w:ind w:left="5760" w:hanging="360"/>
@@ -4068,7 +4272,7 @@
     <w:lvl w:ilvl="8">
       <w:start w:val="1"/>
       <w:numFmt w:val="bullet"/>
-      <w:lvlText w:val="-"/>
+      <w:lvlText w:val="■"/>
       <w:lvlJc w:val="left"/>
       <w:pPr>
         <w:ind w:left="6480" w:hanging="360"/>
@@ -4223,6 +4427,20 @@
       <w:szCs w:val="36"/>
     </w:rPr>
   </w:style>
+  <w:style w:type="table" w:styleId="TableNormal" w:default="1">
+    <w:name w:val="TableNormal"/>
+    <w:tblPr>
+      <w:tblCellMar>
+        <w:top w:w="100.0" w:type="dxa"/>
+        <w:left w:w="100.0" w:type="dxa"/>
+        <w:bottom w:w="100.0" w:type="dxa"/>
+        <w:right w:w="100.0" w:type="dxa"/>
+      </w:tblCellMar>
+    </w:tblPr>
+  </w:style>
+  <w:style w:type="paragraph" w:styleId="Normal" w:default="1">
+    <w:name w:val="normal"/>
+  </w:style>
   <w:style w:type="paragraph" w:styleId="Ttulo7">
     <w:name w:val="heading 7"/>
     <w:basedOn w:val="Normal"/>
@@ -4645,6 +4863,110 @@
     <w:uiPriority w:val="34"/>
     <w:qFormat w:val="1"/>
     <w:rsid w:val="00C80BEE"/>
+  </w:style>
+  <w:style w:type="table" w:styleId="Table1">
+    <w:basedOn w:val="TableNormal"/>
+    <w:tblPr>
+      <w:tblStyleRowBandSize w:val="1"/>
+      <w:tblStyleColBandSize w:val="1"/>
+      <w:tblCellMar>
+        <w:top w:w="0.0" w:type="dxa"/>
+        <w:left w:w="70.0" w:type="dxa"/>
+        <w:bottom w:w="0.0" w:type="dxa"/>
+        <w:right w:w="70.0" w:type="dxa"/>
+      </w:tblCellMar>
+    </w:tblPr>
+  </w:style>
+  <w:style w:type="table" w:styleId="Table2">
+    <w:basedOn w:val="TableNormal"/>
+    <w:tblPr>
+      <w:tblStyleRowBandSize w:val="1"/>
+      <w:tblStyleColBandSize w:val="1"/>
+      <w:tblCellMar>
+        <w:top w:w="0.0" w:type="dxa"/>
+        <w:left w:w="0.0" w:type="dxa"/>
+        <w:bottom w:w="0.0" w:type="dxa"/>
+        <w:right w:w="0.0" w:type="dxa"/>
+      </w:tblCellMar>
+    </w:tblPr>
+  </w:style>
+  <w:style w:type="table" w:styleId="Table3">
+    <w:basedOn w:val="TableNormal"/>
+    <w:tblPr>
+      <w:tblStyleRowBandSize w:val="1"/>
+      <w:tblStyleColBandSize w:val="1"/>
+      <w:tblCellMar>
+        <w:top w:w="0.0" w:type="dxa"/>
+        <w:left w:w="115.0" w:type="dxa"/>
+        <w:bottom w:w="0.0" w:type="dxa"/>
+        <w:right w:w="115.0" w:type="dxa"/>
+      </w:tblCellMar>
+    </w:tblPr>
+  </w:style>
+  <w:style w:type="table" w:styleId="Table4">
+    <w:basedOn w:val="TableNormal"/>
+    <w:tblPr>
+      <w:tblStyleRowBandSize w:val="1"/>
+      <w:tblStyleColBandSize w:val="1"/>
+      <w:tblCellMar>
+        <w:top w:w="0.0" w:type="dxa"/>
+        <w:left w:w="70.0" w:type="dxa"/>
+        <w:bottom w:w="0.0" w:type="dxa"/>
+        <w:right w:w="70.0" w:type="dxa"/>
+      </w:tblCellMar>
+    </w:tblPr>
+  </w:style>
+  <w:style w:type="table" w:styleId="Table5">
+    <w:basedOn w:val="TableNormal"/>
+    <w:tblPr>
+      <w:tblStyleRowBandSize w:val="1"/>
+      <w:tblStyleColBandSize w:val="1"/>
+      <w:tblCellMar>
+        <w:top w:w="0.0" w:type="dxa"/>
+        <w:left w:w="0.0" w:type="dxa"/>
+        <w:bottom w:w="0.0" w:type="dxa"/>
+        <w:right w:w="0.0" w:type="dxa"/>
+      </w:tblCellMar>
+    </w:tblPr>
+  </w:style>
+  <w:style w:type="table" w:styleId="Table6">
+    <w:basedOn w:val="TableNormal"/>
+    <w:tblPr>
+      <w:tblStyleRowBandSize w:val="1"/>
+      <w:tblStyleColBandSize w:val="1"/>
+      <w:tblCellMar>
+        <w:top w:w="0.0" w:type="dxa"/>
+        <w:left w:w="0.0" w:type="dxa"/>
+        <w:bottom w:w="0.0" w:type="dxa"/>
+        <w:right w:w="0.0" w:type="dxa"/>
+      </w:tblCellMar>
+    </w:tblPr>
+  </w:style>
+  <w:style w:type="table" w:styleId="Table7">
+    <w:basedOn w:val="TableNormal"/>
+    <w:tblPr>
+      <w:tblStyleRowBandSize w:val="1"/>
+      <w:tblStyleColBandSize w:val="1"/>
+      <w:tblCellMar>
+        <w:top w:w="0.0" w:type="dxa"/>
+        <w:left w:w="70.0" w:type="dxa"/>
+        <w:bottom w:w="0.0" w:type="dxa"/>
+        <w:right w:w="70.0" w:type="dxa"/>
+      </w:tblCellMar>
+    </w:tblPr>
+  </w:style>
+  <w:style w:type="table" w:styleId="Table8">
+    <w:basedOn w:val="TableNormal"/>
+    <w:tblPr>
+      <w:tblStyleRowBandSize w:val="1"/>
+      <w:tblStyleColBandSize w:val="1"/>
+      <w:tblCellMar>
+        <w:top w:w="0.0" w:type="dxa"/>
+        <w:left w:w="115.0" w:type="dxa"/>
+        <w:bottom w:w="0.0" w:type="dxa"/>
+        <w:right w:w="115.0" w:type="dxa"/>
+      </w:tblCellMar>
+    </w:tblPr>
   </w:style>
   <w:style w:type="paragraph" w:styleId="Subtitle">
     <w:name w:val="Subtitle"/>
@@ -5066,7 +5388,7 @@
 
 <file path=customXML/item1.xml><?xml version="1.0" encoding="utf-8"?>
 <go:gDocsCustomXmlDataStorage xmlns:go="http://customooxmlschemas.google.com/" xmlns:r="http://schemas.openxmlformats.org/officeDocument/2006/relationships" uri="GoogleDocsCustomDataVersion2">
-  <go:docsCustomData xmlns:go="http://customooxmlschemas.google.com/" roundtripDataSignature="AMtx7mgCSdJfaR8LM+WtsU0QJH9i5idK/A==">CgMxLjA4AHIhMU55WmpraGpmdjlpLTJPc3pERXJOdVJUU3d1dk1sQ0Qz</go:docsCustomData>
+  <go:docsCustomData xmlns:go="http://customooxmlschemas.google.com/" roundtripDataSignature="AMtx7mjy5PFyIGIRiHTxKruMXXmz+3XQ2w==">CgMxLjA4AHIhMVBKSThNWnNnT19lbWxBX1BDUHhQNEhKZHZVTHh5TDc0</go:docsCustomData>
 </go:gDocsCustomXmlDataStorage>
 </file>
 
